--- a/public/downloads/kit-animateur/run-of-show-session-1.docx
+++ b/public/downloads/kit-animateur/run-of-show-session-1.docx
@@ -448,7 +448,7 @@
           <w:rFonts w:ascii="Calibri" w:cs="Calibri" w:eastAsia="Calibri" w:hAnsi="Calibri"/>
           <w:color w:val="1A1323"/>
         </w:rPr>
-        <w:t xml:space="preserve">Les 4 outils Claude et leur usage distinct (slide 3) — insister sur l'analogie "le mauvais outil = 3x plus de temps pour le même résultat", pas sur une liste de fonctionnalités.</w:t>
+        <w:t xml:space="preserve">Les 5 outils Claude et leur usage distinct (slide 3) — insister sur l'analogie "le mauvais outil = 3x plus de temps pour le même résultat", pas sur une liste de fonctionnalités.</w:t>
       </w:r>
     </w:p>
     <w:p>
